--- a/tests/fixtures/docx/borders.docx
+++ b/tests/fixtures/docx/borders.docx
@@ -1,6 +1,7 @@
 
 <file path=word/document.xml><?xml version="1.0" encoding="utf-8"?>
 <w:document xmlns:wpc="http://schemas.microsoft.com/office/word/2010/wordprocessingCanvas" xmlns:mo="http://schemas.microsoft.com/office/mac/office/2008/main" xmlns:mc="http://schemas.openxmlformats.org/markup-compatibility/2006" xmlns:mv="urn:schemas-microsoft-com:mac:vml" xmlns:o="urn:schemas-microsoft-com:office:office" xmlns:r="http://schemas.openxmlformats.org/officeDocument/2006/relationships" xmlns:m="http://schemas.openxmlformats.org/officeDocument/2006/math" xmlns:v="urn:schemas-microsoft-com:vml" xmlns:wp14="http://schemas.microsoft.com/office/word/2010/wordprocessingDrawing" xmlns:wp="http://schemas.openxmlformats.org/drawingml/2006/wordprocessingDrawing" xmlns:w10="urn:schemas-microsoft-com:office:word" xmlns:w="http://schemas.openxmlformats.org/wordprocessingml/2006/main" xmlns:w14="http://schemas.microsoft.com/office/word/2010/wordml" xmlns:wpg="http://schemas.microsoft.com/office/word/2010/wordprocessingGroup" xmlns:wpi="http://schemas.microsoft.com/office/word/2010/wordprocessingInk" xmlns:wne="http://schemas.microsoft.com/office/word/2006/wordml" xmlns:wps="http://schemas.microsoft.com/office/word/2010/wordprocessingShape" mc:Ignorable="w14 wp14">
+  <w:background w:color="EAF1DD"/>
   <w:body>
     <w:p>
       <w:pPr>
@@ -58,6 +59,12 @@
     <w:sectPr>
       <w:pgSz w:w="12240" w:h="15840"/>
       <w:pgMar w:top="1440" w:right="1800" w:bottom="1440" w:left="1800" w:header="720" w:footer="720" w:gutter="0"/>
+      <w:pgBorders w:offsetFrom="page">
+        <w:top w:val="single" w:sz="12" w:space="24" w:color="auto"/>
+        <w:left w:val="single" w:sz="12" w:space="24" w:color="auto"/>
+        <w:bottom w:val="single" w:sz="12" w:space="24" w:color="auto"/>
+        <w:right w:val="single" w:sz="12" w:space="24" w:color="auto"/>
+      </w:pgBorders>
       <w:cols w:space="720"/>
       <w:docGrid w:linePitch="360"/>
     </w:sectPr>
